--- a/Барсук/ГОТОВО — Домой без стресса, Германия-Россия 2026.docx
+++ b/Барсук/ГОТОВО — Домой без стресса, Германия-Россия 2026.docx
@@ -28,21 +28,21 @@
           <w:sz w:val="24"/>
           <w:szCs w:val="24"/>
         </w:rPr>
-        <w:t xml:space="preserve">Качественная упаковка даже небольшого объема в два-три кубических метра требует от неподготовленного человека двух-трех полных рабочих дней — срока, который при самостоятельной организации переезда закладывают редко. Недооценка запускает цепную реакцию, при которой сдвигается график работы грузчиков, изменяются окна прохождения таможенных терминалов и теряется забронированное место в составе сборного груза.</w:t>
-      </w:r>
-    </w:p>
-    <w:p>
-      <w:pPr>
-        <w:spacing w:after="200" w:line="312"/>
-        <w:jc w:val="both"/>
-      </w:pPr>
-      <w:r>
-        <w:rPr>
-          <w:rFonts w:ascii="Times New Roman" w:cs="Times New Roman" w:eastAsia="Times New Roman" w:hAnsi="Times New Roman"/>
-          <w:sz w:val="24"/>
-          <w:szCs w:val="24"/>
-        </w:rPr>
-        <w:t xml:space="preserve">Для тех, кто планирует возвращение, вес имеет каждое решение на этапе подготовки — от выбранного правового основания до типа короба, в который упакована посуда. Ошибка проявляется позже: на границе или при выставлении окончательной сметы.</w:t>
+        <w:t xml:space="preserve">Качественная упаковка даже небольшого объема в два-три кубических метра требует от неподготовленного человека двух-трех полных рабочих дней — срока, который при самостоятельной организации закладывают редко. Недооценка запускает цепную реакцию: сдвигается график грузчиков, меняются окна прохождения таможенных терминалов, теряется забронированное место в сборном грузе.</w:t>
+      </w:r>
+    </w:p>
+    <w:p>
+      <w:pPr>
+        <w:spacing w:after="200" w:line="312"/>
+        <w:jc w:val="both"/>
+      </w:pPr>
+      <w:r>
+        <w:rPr>
+          <w:rFonts w:ascii="Times New Roman" w:cs="Times New Roman" w:eastAsia="Times New Roman" w:hAnsi="Times New Roman"/>
+          <w:sz w:val="24"/>
+          <w:szCs w:val="24"/>
+        </w:rPr>
+        <w:t xml:space="preserve">Каждое решение на этапе подготовки — от выбранного правового основания до типа короба, в который упакована посуда, — проявляется позже: на границе или при выставлении окончательной сметы.</w:t>
       </w:r>
     </w:p>
     <w:p>
@@ -71,21 +71,21 @@
           <w:sz w:val="24"/>
           <w:szCs w:val="24"/>
         </w:rPr>
-        <w:t xml:space="preserve">Юридический статус прорабатывается раньше остальных вопросов, поскольку от него зависит сумма таможенных платежей. Участие в государственной программе по оказанию содействия добровольному переселению соотечественников дает право на беспошлинный ввоз личного имущества без ограничений по весу и общей стоимости. Альтернативный механизм предусмотрен для граждан, проживших в Германии не менее двенадцати месяцев подряд, однако он работает только при наличии справки консульского учреждения Российской Федерации о сроке пребывания в стране.</w:t>
-      </w:r>
-    </w:p>
-    <w:p>
-      <w:pPr>
-        <w:spacing w:after="200" w:line="312"/>
-        <w:jc w:val="both"/>
-      </w:pPr>
-      <w:r>
-        <w:rPr>
-          <w:rFonts w:ascii="Times New Roman" w:cs="Times New Roman" w:eastAsia="Times New Roman" w:hAnsi="Times New Roman"/>
-          <w:sz w:val="24"/>
-          <w:szCs w:val="24"/>
-        </w:rPr>
-        <w:t xml:space="preserve">Документальная база формируется на территории Германии. В нее входят справка о снятии с регистрационного учета (Abmeldung) и нотариально заверенные переводы иностранных документов на русский язык. Основную сложность создает опись: обобщенная формулировка «коробка с личными вещами» расценивается инспектором как нераскрытое содержимое, тогда как корректная запись конкретизирует каждую позицию по образцу «одежда б/у, книги, кухонная утварь». Консульскую справку после выезда из Германии получить невозможно, поэтому документы собирают заранее.</w:t>
+        <w:t xml:space="preserve">Юридический статус прорабатывается раньше остальных вопросов, поскольку от него зависит сумма таможенных платежей. Участие в государственной программе по оказанию содействия добровольному переселению соотечественников дает право на беспошлинный ввоз личного имущества без ограничений по весу и стоимости. Альтернативный механизм предусмотрен для граждан, проживших в Германии не менее двенадцати месяцев подряд, однако он работает только при наличии консульской справки о сроке пребывания.</w:t>
+      </w:r>
+    </w:p>
+    <w:p>
+      <w:pPr>
+        <w:spacing w:after="200" w:line="312"/>
+        <w:jc w:val="both"/>
+      </w:pPr>
+      <w:r>
+        <w:rPr>
+          <w:rFonts w:ascii="Times New Roman" w:cs="Times New Roman" w:eastAsia="Times New Roman" w:hAnsi="Times New Roman"/>
+          <w:sz w:val="24"/>
+          <w:szCs w:val="24"/>
+        </w:rPr>
+        <w:t xml:space="preserve">Документальная база формируется на территории Германии. В нее входят справка о снятии с регистрационного учета (Abmeldung) и нотариально заверенные переводы иностранных документов на русский язык. Основную сложность создает опись: формулировка «коробка с личными вещами» расценивается инспектором как нераскрытое содержимое, тогда как корректная запись конкретизирует каждую позицию — «одежда б/у, книги, кухонная утварь». Консульскую справку после выезда из Германии получить невозможно, поэтому документы собирают заранее.</w:t>
       </w:r>
     </w:p>
     <w:p>
@@ -130,21 +130,21 @@
           <w:sz w:val="24"/>
           <w:szCs w:val="24"/>
         </w:rPr>
-        <w:t xml:space="preserve">Попытка самостоятельно оценить объем вещей, опираясь на визуальные ощущения, остается одной из самых распространенных ошибок при подготовке к переезду. Для ориентира: два кубических метра книг и посуды весят порядка 240 килограммов. В международной логистике каждый кубический метр влияет на выбор типа отправки — отдельное транспортное средство или консолидированная отправка в составе сборного груза, — а вместе с ним на итоговую стоимость и сроки доставки.</w:t>
-      </w:r>
-    </w:p>
-    <w:p>
-      <w:pPr>
-        <w:spacing w:after="200" w:line="312"/>
-        <w:jc w:val="both"/>
-      </w:pPr>
-      <w:r>
-        <w:rPr>
-          <w:rFonts w:ascii="Times New Roman" w:cs="Times New Roman" w:eastAsia="Times New Roman" w:hAnsi="Times New Roman"/>
-          <w:sz w:val="24"/>
-          <w:szCs w:val="24"/>
-        </w:rPr>
-        <w:t xml:space="preserve">Предварительный аудит проводится дистанционно, в формате консультации. Специалист помогает клиенту сформировать детальную опись, определить приоритетность вещей и рассчитать необходимый объем упаковочных материалов. На этом же этапе выявляются предметы, для которых нужно специальное оформление: картины и антиквариат, вывоз которых возможен только при наличии экспортных разрешений немецких ведомств.</w:t>
+        <w:t xml:space="preserve">Попытка самостоятельно оценить объем вещей, опираясь на визуальные ощущения, остается одной из самых распространенных ошибок при подготовке к переезду. Для ориентира: два кубических метра книг и посуды весят порядка 240 килограммов. Каждый кубический метр влияет на выбор типа отправки — отдельное транспортное средство или место в составе сборного груза, — а вместе с ним на стоимость и сроки доставки.</w:t>
+      </w:r>
+    </w:p>
+    <w:p>
+      <w:pPr>
+        <w:spacing w:after="200" w:line="312"/>
+        <w:jc w:val="both"/>
+      </w:pPr>
+      <w:r>
+        <w:rPr>
+          <w:rFonts w:ascii="Times New Roman" w:cs="Times New Roman" w:eastAsia="Times New Roman" w:hAnsi="Times New Roman"/>
+          <w:sz w:val="24"/>
+          <w:szCs w:val="24"/>
+        </w:rPr>
+        <w:t xml:space="preserve">Предварительный аудит проводится дистанционно, в формате консультации. Специалист помогает клиенту сформировать детальную опись, определить приоритетность вещей и рассчитать необходимый объем упаковочных материалов. На этом же этапе выявляются предметы со специальным оформлением: картины и антиквариат, вывоз которых требует экспортных разрешений немецких ведомств.</w:t>
       </w:r>
     </w:p>
     <w:p>
@@ -173,21 +173,21 @@
           <w:sz w:val="24"/>
           <w:szCs w:val="24"/>
         </w:rPr>
-        <w:t xml:space="preserve">Транзит из Германии в Россию пролегает через несколько государственных границ и климатических зон, а протяженность маршрута исчисляется тысячами километров. Обычный картон, предназначенный для бытовых нужд, не выдерживает подобных нагрузок: при длительной транспортировке, вибрации и перепадах влажности углы коробов сминаются, а дно расходится под собственным весом содержимого.</w:t>
-      </w:r>
-    </w:p>
-    <w:p>
-      <w:pPr>
-        <w:spacing w:after="200" w:line="312"/>
-        <w:jc w:val="both"/>
-      </w:pPr>
-      <w:r>
-        <w:rPr>
-          <w:rFonts w:ascii="Times New Roman" w:cs="Times New Roman" w:eastAsia="Times New Roman" w:hAnsi="Times New Roman"/>
-          <w:sz w:val="24"/>
-          <w:szCs w:val="24"/>
-        </w:rPr>
-        <w:t xml:space="preserve">Для защиты хрупкой посуды и техники применяются пятислойные гофрокороба повышенной прочности с амортизирующими профилями, а особо ценные предметы размещаются в индивидуальных фанерных коробах. Деревянная тара влечет дополнительное условие: она проходит фитосанитарную обработку по международному стандарту ISPM 15, что подтверждается маркировкой. Отсутствие маркировки становится основанием для задержки груза при въезде в ЕАЭС.</w:t>
+        <w:t xml:space="preserve">Обычный картон, предназначенный для бытовых нужд, не выдерживает многодневного транзита через несколько климатических зон: при вибрации и перепадах влажности углы коробов сминаются, а дно расходится под весом содержимого. Для защиты хрупкой посуды и техники применяются пятислойные гофрокороба с амортизирующими профилями, а особо ценные предметы размещаются в фанерных коробах.</w:t>
+      </w:r>
+    </w:p>
+    <w:p>
+      <w:pPr>
+        <w:spacing w:after="200" w:line="312"/>
+        <w:jc w:val="both"/>
+      </w:pPr>
+      <w:r>
+        <w:rPr>
+          <w:rFonts w:ascii="Times New Roman" w:cs="Times New Roman" w:eastAsia="Times New Roman" w:hAnsi="Times New Roman"/>
+          <w:sz w:val="24"/>
+          <w:szCs w:val="24"/>
+        </w:rPr>
+        <w:t xml:space="preserve">Деревянная тара проходит фитосанитарную обработку по международному стандарту ISPM 15, что подтверждается маркировкой. Отсутствие маркировки становится основанием для задержки груза при въезде в ЕАЭС.</w:t>
       </w:r>
     </w:p>
     <w:p>
@@ -232,21 +232,21 @@
           <w:sz w:val="24"/>
           <w:szCs w:val="24"/>
         </w:rPr>
-        <w:t xml:space="preserve">Средний срок доставки по маршруту через транзитные коридоры стран Балтии и Беларуси держится в пределах двадцати пяти — тридцати пяти дней и включает время на консолидацию груза, транзитное хранение и прохождение таможенных формальностей с обеих сторон границы. В периоды пиковых нагрузок ожидание на погранпереходах увеличивает этот срок дополнительно на три дня, и повлиять на пропускную способность пунктов пропуска не может ни одна транспортная компания.</w:t>
-      </w:r>
-    </w:p>
-    <w:p>
-      <w:pPr>
-        <w:spacing w:after="200" w:line="312"/>
-        <w:jc w:val="both"/>
-      </w:pPr>
-      <w:r>
-        <w:rPr>
-          <w:rFonts w:ascii="Times New Roman" w:cs="Times New Roman" w:eastAsia="Times New Roman" w:hAnsi="Times New Roman"/>
-          <w:sz w:val="24"/>
-          <w:szCs w:val="24"/>
-        </w:rPr>
-        <w:t xml:space="preserve">Финансовую защиту имущества дает страхование груза от всех рисков по ставке около двух процентов от объявленной стоимости. Покрытие распространяется на дорожные инциденты и повреждения при погрузочно-разгрузочных работах. Итоговая стоимость переезда фиксируется в договоре до выезда автомобиля, что исключает появление дополнительных платежей в процессе доставки.</w:t>
+        <w:t xml:space="preserve">Средний срок доставки через транзитные коридоры стран Балтии и Беларуси держится в пределах двадцати пяти — тридцати пяти дней, считая консолидацию груза и таможенные формальности с обеих сторон границы. В периоды пиковых нагрузок ожидание на погранпереходах увеличивает этот срок дополнительно на три дня, и повлиять на пропускную способность пунктов пропуска не может ни одна транспортная компания.</w:t>
+      </w:r>
+    </w:p>
+    <w:p>
+      <w:pPr>
+        <w:spacing w:after="200" w:line="312"/>
+        <w:jc w:val="both"/>
+      </w:pPr>
+      <w:r>
+        <w:rPr>
+          <w:rFonts w:ascii="Times New Roman" w:cs="Times New Roman" w:eastAsia="Times New Roman" w:hAnsi="Times New Roman"/>
+          <w:sz w:val="24"/>
+          <w:szCs w:val="24"/>
+        </w:rPr>
+        <w:t xml:space="preserve">Финансовую защиту имущества дает страхование груза от всех рисков по ставке около двух процентов от объявленной стоимости. Покрытие распространяется на дорожные инциденты и повреждения при погрузочно-разгрузочных работах. Итоговая стоимость фиксируется в договоре до выезда автомобиля, что исключает доплаты в процессе доставки.</w:t>
       </w:r>
     </w:p>
     <w:p>
